--- a/cf/sh/u/files/u016.docx
+++ b/cf/sh/u/files/u016.docx
@@ -20,7 +20,7 @@
     </w:p>
     <w:p>
       <w:r>
-        <w:t>請針對每個題目，把答案填在「回答：」後面（越具體越好）；填好後請放回您的部門資料夾即可，不需回信。</w:t>
+        <w:t>這份問卷是想更了解您的實際作業，好把您的 AI 助理做得更貼近需求。第一部分請把答案填在「回答：」後面（越具體越好）；第二部分只是先讓您了解，之後用的時候再一起調整，不用現在填。填好後放回您的部門資料夾即可，不需回信。</w:t>
       </w:r>
     </w:p>
     <w:p>
@@ -32,8 +32,16 @@
       </w:r>
     </w:p>
     <w:p>
+      <w:pPr>
+        <w:pStyle w:val="Heading2"/>
+      </w:pPr>
       <w:r>
-        <w:t>1. AD 帳號命名規則、各部門對應 OU 與權限群組的權威對照表為何？</w:t>
+        <w:t>一、請您提供或確認的事情</w:t>
+      </w:r>
+    </w:p>
+    <w:p>
+      <w:r>
+        <w:t>1. 『新進人員建立單』和人資通知信平常長什麼樣、有哪些固定欄位（姓名、員編、到職日、部門、職稱）？請附一張畫面。</w:t>
       </w:r>
     </w:p>
     <w:p>
@@ -43,7 +51,7 @@
     </w:p>
     <w:p>
       <w:r>
-        <w:t>2. 信箱網域與信箱命名規則？</w:t>
+        <w:t>2. AD 帳號命名規則請用白話講清楚：帳號名怎麼組？信箱怎麼命名？請給幾個現成例子。</w:t>
       </w:r>
     </w:p>
     <w:p>
@@ -53,7 +61,7 @@
     </w:p>
     <w:p>
       <w:r>
-        <w:t>3. 人資通知與博格建立單的固定欄位格式為何？</w:t>
+        <w:t>3. 各部門對應的 OU 和權限群組對照表由誰維護、放在哪？請提供一份範例。</w:t>
       </w:r>
     </w:p>
     <w:p>
@@ -63,7 +71,7 @@
     </w:p>
     <w:p>
       <w:r>
-        <w:t>4. 初始密碼發放與通知的 SOP（資安要求）？</w:t>
+        <w:t>4. 初始密碼怎麼發、怎麼通知本人？有沒有資安規定（不能明文寄）？請說明 SOP。</w:t>
       </w:r>
     </w:p>
     <w:p>
@@ -73,7 +81,7 @@
     </w:p>
     <w:p>
       <w:r>
-        <w:t>5. 英文名如何取得（人資提供還是依姓名轉譯）？</w:t>
+        <w:t>5. 帳號開通通知信有沒有固定範本？請提供一份當範例。</w:t>
       </w:r>
     </w:p>
     <w:p>
@@ -82,13 +90,36 @@
       </w:r>
     </w:p>
     <w:p>
+      <w:pPr>
+        <w:pStyle w:val="Heading2"/>
+      </w:pPr>
       <w:r>
-        <w:t>6. 同名同帳號的處理規則？</w:t>
+        <w:t>二、要用了之後、跟 AI 一起調整的事情（先了解即可，不用現在填）</w:t>
       </w:r>
     </w:p>
     <w:p>
       <w:r>
-        <w:t>回答：</w:t>
+        <w:t>• 先拿幾位真實新進人員試跑，看 AI 產出的帳號名、OU、群組對不對。</w:t>
+      </w:r>
+    </w:p>
+    <w:p>
+      <w:r>
+        <w:t>• 碰到員編或部門空白時，確認 AI 把相關欄位標『待補』，不會自己編。</w:t>
+      </w:r>
+    </w:p>
+    <w:p>
+      <w:r>
+        <w:t>• 命名規則、OU/群組對照有調整時更新給 AI。</w:t>
+      </w:r>
+    </w:p>
+    <w:p>
+      <w:r>
+        <w:t>• 通知信用詞、格式照你們習慣調整。</w:t>
+      </w:r>
+    </w:p>
+    <w:p>
+      <w:r>
+        <w:t>• 密碼絕不能讓 AI 明文輸出；帳號實際建立與密碼發放仍由副工程師依資安 SOP 執行。</w:t>
       </w:r>
     </w:p>
     <w:p/>
@@ -101,8 +132,16 @@
       </w:r>
     </w:p>
     <w:p>
+      <w:pPr>
+        <w:pStyle w:val="Heading2"/>
+      </w:pPr>
       <w:r>
-        <w:t>1. 信箱異動處理規則（離職停用/轉寄/保留天數、調動群組調整）為何？</w:t>
+        <w:t>一、請您提供或確認的事情</w:t>
+      </w:r>
+    </w:p>
+    <w:p>
+      <w:r>
+        <w:t>1. 人員異動（到職、離職、調部門）時的信箱處理規則請用白話列清楚：離職要停用還是保留幾天？要不要設轉寄？轉給誰？調部門群組怎麼調？</w:t>
       </w:r>
     </w:p>
     <w:p>
@@ -112,7 +151,7 @@
     </w:p>
     <w:p>
       <w:r>
-        <w:t>2. 帳號/群組對照與郵件伺服器操作 SOP 為何？</w:t>
+        <w:t>2. 人資通知信和『異動單據』平常長什麼樣、有哪些欄位（姓名、員編、異動類型、原/新部門、生效日）？請附一張畫面。</w:t>
       </w:r>
     </w:p>
     <w:p>
@@ -122,7 +161,7 @@
     </w:p>
     <w:p>
       <w:r>
-        <w:t>3. 異動單據的固定欄位格式與生效日規則？</w:t>
+        <w:t>3. 信箱帳號、群組對照表由誰維護、放在哪？請提供一份範例。</w:t>
       </w:r>
     </w:p>
     <w:p>
@@ -132,7 +171,7 @@
     </w:p>
     <w:p>
       <w:r>
-        <w:t>4. 離職轉寄對象未填時的預設處理（列待補還是預設轉主管）？</w:t>
+        <w:t>4. 在郵件伺服器實際操作的 SOP 是什麼？（AI 只出清單和草稿，實際操作由人做）</w:t>
       </w:r>
     </w:p>
     <w:p>
@@ -142,7 +181,7 @@
     </w:p>
     <w:p>
       <w:r>
-        <w:t>5. 調動時原部門群組移除與新群組加入的時機（生效日當天還是提前）？</w:t>
+        <w:t>5. 異動通知信有沒有固定範本？請提供一份當範例。</w:t>
       </w:r>
     </w:p>
     <w:p>
@@ -151,13 +190,36 @@
       </w:r>
     </w:p>
     <w:p>
+      <w:pPr>
+        <w:pStyle w:val="Heading2"/>
+      </w:pPr>
       <w:r>
-        <w:t>6. 異動通知信的收發對象與範本？</w:t>
+        <w:t>二、要用了之後、跟 AI 一起調整的事情（先了解即可，不用現在填）</w:t>
       </w:r>
     </w:p>
     <w:p>
       <w:r>
-        <w:t>回答：</w:t>
+        <w:t>• 先拿幾筆真實異動單試跑，看 AI 判定的『信箱動作』（停用、轉寄、調群組）對不對。</w:t>
+      </w:r>
+    </w:p>
+    <w:p>
+      <w:r>
+        <w:t>• 碰到轉寄對象或生效日空白時，確認 AI 標『待補』、不會自己指定轉寄對象。</w:t>
+      </w:r>
+    </w:p>
+    <w:p>
+      <w:r>
+        <w:t>• 異動處理規則（例如離職保留天數）有調整時更新給 AI。</w:t>
+      </w:r>
+    </w:p>
+    <w:p>
+      <w:r>
+        <w:t>• 通知信用詞、格式照你們習慣調整。</w:t>
+      </w:r>
+    </w:p>
+    <w:p>
+      <w:r>
+        <w:t>• 帳號屬敏感資料，AI 只出草稿，實際在郵件伺服器停用/設轉寄仍由人執行。</w:t>
       </w:r>
     </w:p>
     <w:p/>
@@ -170,8 +232,16 @@
       </w:r>
     </w:p>
     <w:p>
+      <w:pPr>
+        <w:pStyle w:val="Heading2"/>
+      </w:pPr>
       <w:r>
-        <w:t>1. 若要切出周邊文書 Agent，重灌 SOP 與資安基準清單目前是否已文件化？</w:t>
+        <w:t>一、請您提供或確認的事情</w:t>
+      </w:r>
+    </w:p>
+    <w:p>
+      <w:r>
+        <w:t>1. 這題『電腦重灌』本身是動手做的實體作業（裝系統、設定），AI 沒辦法代做。先幫我們確認：是不是要改成做周邊的文書小事？</w:t>
       </w:r>
     </w:p>
     <w:p>
@@ -181,7 +251,7 @@
     </w:p>
     <w:p>
       <w:r>
-        <w:t>2. 重灌完成回報的固定欄位為何（電腦編號、使用人、作業系統版本、資安軟體安裝狀態）？</w:t>
+        <w:t>2. 如果要，希望切出哪一件？例如：重灌標準流程檢核表（SOP）、重灌完成後的資產台帳更新登錄、資安基準設定檢查清單。</w:t>
       </w:r>
     </w:p>
     <w:p>
@@ -191,7 +261,7 @@
     </w:p>
     <w:p>
       <w:r>
-        <w:t>3. 資產台帳更新需哪些欄位、寫回哪個系統？</w:t>
+        <w:t>3. 如果做『重灌完成回報』，希望回報表有哪些固定欄位？請給一個現成範例。</w:t>
       </w:r>
     </w:p>
     <w:p>
@@ -201,7 +271,7 @@
     </w:p>
     <w:p>
       <w:r>
-        <w:t>4. 資安基準設定檢查清單有哪些項目（防毒、加密、更新、群組原則）？</w:t>
+        <w:t>4. 如果做『資產台帳更新』，台帳要更新哪些欄位、放在哪個系統？請附一張畫面。</w:t>
       </w:r>
     </w:p>
     <w:p>
@@ -211,7 +281,7 @@
     </w:p>
     <w:p>
       <w:r>
-        <w:t>5. 重灌完成回報目前是紙本、Excel 還是系統填報？</w:t>
+        <w:t>5. 重灌的資安基準/SOP 有沒有現成文件？請提供一份當範例。</w:t>
       </w:r>
     </w:p>
     <w:p>
@@ -220,13 +290,36 @@
       </w:r>
     </w:p>
     <w:p>
+      <w:pPr>
+        <w:pStyle w:val="Heading2"/>
+      </w:pPr>
       <w:r>
-        <w:t>6. 哪一個周邊文書子任務最值得先做（SOP 檢核表／完成回報草稿）？</w:t>
+        <w:t>二、要用了之後、跟 AI 一起調整的事情（先了解即可，不用現在填）</w:t>
       </w:r>
     </w:p>
     <w:p>
       <w:r>
-        <w:t>回答：</w:t>
+        <w:t>• 重灌這件事主要還是靠人動手，AI 幫不上；能做的只有周邊的檢核表、回報、台帳登錄等文書。</w:t>
+      </w:r>
+    </w:p>
+    <w:p>
+      <w:r>
+        <w:t>• 如果切出文書小任務試做，看 AI 整理的內容有沒有照你們的 SOP 和欄位。</w:t>
+      </w:r>
+    </w:p>
+    <w:p>
+      <w:r>
+        <w:t>• 檢核清單漏掉的項目，告訴 AI 補上。</w:t>
+      </w:r>
+    </w:p>
+    <w:p>
+      <w:r>
+        <w:t>• 回報表、台帳的欄位和用詞照你們習慣調整。</w:t>
+      </w:r>
+    </w:p>
+    <w:p>
+      <w:r>
+        <w:t>• 先把最單純的文書小事做穩，再看要不要擴大。</w:t>
       </w:r>
     </w:p>
     <w:p/>
